--- a/scripts/projetos/default.docx
+++ b/scripts/projetos/default.docx
@@ -69,49 +69,15 @@
         </w:rPr>
         <w:t xml:space="preserve"> </w:t>
       </w:r>
-      <w:proofErr w:type="gramStart"/>
-      <w:r>
-        <w:rPr>
-          <w:rFonts w:ascii="Lao Sangam MN" w:hAnsi="Lao Sangam MN" w:cs="Lao Sangam MN"/>
-          <w:b/>
-          <w:bCs/>
-          <w:sz w:val="38"/>
-          <w:szCs w:val="38"/>
-        </w:rPr>
-        <w:t>{{ MODELO</w:t>
-      </w:r>
-      <w:proofErr w:type="gramEnd"/>
-      <w:r>
-        <w:rPr>
-          <w:rFonts w:ascii="Lao Sangam MN" w:hAnsi="Lao Sangam MN" w:cs="Lao Sangam MN"/>
-          <w:b/>
-          <w:bCs/>
-          <w:sz w:val="38"/>
-          <w:szCs w:val="38"/>
-        </w:rPr>
-        <w:t>_</w:t>
-      </w:r>
-      <w:proofErr w:type="gramStart"/>
-      <w:r>
-        <w:rPr>
-          <w:rFonts w:ascii="Lao Sangam MN" w:hAnsi="Lao Sangam MN" w:cs="Lao Sangam MN"/>
-          <w:b/>
-          <w:bCs/>
-          <w:sz w:val="38"/>
-          <w:szCs w:val="38"/>
-        </w:rPr>
-        <w:t>VEICULO }</w:t>
-      </w:r>
-      <w:proofErr w:type="gramEnd"/>
-      <w:r>
-        <w:rPr>
-          <w:rFonts w:ascii="Lao Sangam MN" w:hAnsi="Lao Sangam MN" w:cs="Lao Sangam MN"/>
-          <w:b/>
-          <w:bCs/>
-          <w:sz w:val="38"/>
-          <w:szCs w:val="38"/>
-        </w:rPr>
-        <w:t>}</w:t>
+      <w:r>
+        <w:rPr>
+          <w:rFonts w:ascii="Lao Sangam MN" w:hAnsi="Lao Sangam MN" w:cs="Lao Sangam MN"/>
+          <w:b/>
+          <w:bCs/>
+          <w:sz w:val="38"/>
+          <w:szCs w:val="38"/>
+        </w:rPr>
+        <w:t>{{ MODELO_VEICULO }}</w:t>
       </w:r>
     </w:p>
     <w:p>
@@ -145,49 +111,15 @@
         </w:rPr>
         <w:t xml:space="preserve">Tipo De Teto: </w:t>
       </w:r>
-      <w:proofErr w:type="gramStart"/>
-      <w:r>
-        <w:rPr>
-          <w:rFonts w:ascii="Lao Sangam MN" w:hAnsi="Lao Sangam MN" w:cs="Lao Sangam MN"/>
-          <w:b/>
-          <w:bCs/>
-          <w:sz w:val="38"/>
-          <w:szCs w:val="38"/>
-        </w:rPr>
-        <w:t>{{ TIPO</w:t>
-      </w:r>
-      <w:proofErr w:type="gramEnd"/>
-      <w:r>
-        <w:rPr>
-          <w:rFonts w:ascii="Lao Sangam MN" w:hAnsi="Lao Sangam MN" w:cs="Lao Sangam MN"/>
-          <w:b/>
-          <w:bCs/>
-          <w:sz w:val="38"/>
-          <w:szCs w:val="38"/>
-        </w:rPr>
-        <w:t>_</w:t>
-      </w:r>
-      <w:proofErr w:type="gramStart"/>
-      <w:r>
-        <w:rPr>
-          <w:rFonts w:ascii="Lao Sangam MN" w:hAnsi="Lao Sangam MN" w:cs="Lao Sangam MN"/>
-          <w:b/>
-          <w:bCs/>
-          <w:sz w:val="38"/>
-          <w:szCs w:val="38"/>
-        </w:rPr>
-        <w:t>TETO }</w:t>
-      </w:r>
-      <w:proofErr w:type="gramEnd"/>
-      <w:r>
-        <w:rPr>
-          <w:rFonts w:ascii="Lao Sangam MN" w:hAnsi="Lao Sangam MN" w:cs="Lao Sangam MN"/>
-          <w:b/>
-          <w:bCs/>
-          <w:sz w:val="38"/>
-          <w:szCs w:val="38"/>
-        </w:rPr>
-        <w:t>}</w:t>
+      <w:r>
+        <w:rPr>
+          <w:rFonts w:ascii="Lao Sangam MN" w:hAnsi="Lao Sangam MN" w:cs="Lao Sangam MN"/>
+          <w:b/>
+          <w:bCs/>
+          <w:sz w:val="38"/>
+          <w:szCs w:val="38"/>
+        </w:rPr>
+        <w:t>{{ TIPO_TETO }}</w:t>
       </w:r>
     </w:p>
     <w:p>
@@ -221,49 +153,15 @@
         </w:rPr>
         <w:t xml:space="preserve">Ano: </w:t>
       </w:r>
-      <w:proofErr w:type="gramStart"/>
-      <w:r>
-        <w:rPr>
-          <w:rFonts w:ascii="Lao Sangam MN" w:hAnsi="Lao Sangam MN" w:cs="Lao Sangam MN"/>
-          <w:b/>
-          <w:bCs/>
-          <w:sz w:val="38"/>
-          <w:szCs w:val="38"/>
-        </w:rPr>
-        <w:t>{{ ANO</w:t>
-      </w:r>
-      <w:proofErr w:type="gramEnd"/>
-      <w:r>
-        <w:rPr>
-          <w:rFonts w:ascii="Lao Sangam MN" w:hAnsi="Lao Sangam MN" w:cs="Lao Sangam MN"/>
-          <w:b/>
-          <w:bCs/>
-          <w:sz w:val="38"/>
-          <w:szCs w:val="38"/>
-        </w:rPr>
-        <w:t>_</w:t>
-      </w:r>
-      <w:proofErr w:type="gramStart"/>
-      <w:r>
-        <w:rPr>
-          <w:rFonts w:ascii="Lao Sangam MN" w:hAnsi="Lao Sangam MN" w:cs="Lao Sangam MN"/>
-          <w:b/>
-          <w:bCs/>
-          <w:sz w:val="38"/>
-          <w:szCs w:val="38"/>
-        </w:rPr>
-        <w:t>VEICULO }</w:t>
-      </w:r>
-      <w:proofErr w:type="gramEnd"/>
-      <w:r>
-        <w:rPr>
-          <w:rFonts w:ascii="Lao Sangam MN" w:hAnsi="Lao Sangam MN" w:cs="Lao Sangam MN"/>
-          <w:b/>
-          <w:bCs/>
-          <w:sz w:val="38"/>
-          <w:szCs w:val="38"/>
-        </w:rPr>
-        <w:t>}</w:t>
+      <w:r>
+        <w:rPr>
+          <w:rFonts w:ascii="Lao Sangam MN" w:hAnsi="Lao Sangam MN" w:cs="Lao Sangam MN"/>
+          <w:b/>
+          <w:bCs/>
+          <w:sz w:val="38"/>
+          <w:szCs w:val="38"/>
+        </w:rPr>
+        <w:t>{{ ANO_VEICULO }}</w:t>
       </w:r>
     </w:p>
     <w:p>
@@ -304,49 +202,15 @@
         </w:rPr>
         <w:t xml:space="preserve"> </w:t>
       </w:r>
-      <w:proofErr w:type="gramStart"/>
-      <w:r>
-        <w:rPr>
-          <w:rFonts w:ascii="Lao Sangam MN" w:hAnsi="Lao Sangam MN" w:cs="Lao Sangam MN"/>
-          <w:b/>
-          <w:bCs/>
-          <w:sz w:val="38"/>
-          <w:szCs w:val="38"/>
-        </w:rPr>
-        <w:t>{{ NUMERO</w:t>
-      </w:r>
-      <w:proofErr w:type="gramEnd"/>
-      <w:r>
-        <w:rPr>
-          <w:rFonts w:ascii="Lao Sangam MN" w:hAnsi="Lao Sangam MN" w:cs="Lao Sangam MN"/>
-          <w:b/>
-          <w:bCs/>
-          <w:sz w:val="38"/>
-          <w:szCs w:val="38"/>
-        </w:rPr>
-        <w:t>_</w:t>
-      </w:r>
-      <w:proofErr w:type="gramStart"/>
-      <w:r>
-        <w:rPr>
-          <w:rFonts w:ascii="Lao Sangam MN" w:hAnsi="Lao Sangam MN" w:cs="Lao Sangam MN"/>
-          <w:b/>
-          <w:bCs/>
-          <w:sz w:val="38"/>
-          <w:szCs w:val="38"/>
-        </w:rPr>
-        <w:t>PROJETO }</w:t>
-      </w:r>
-      <w:proofErr w:type="gramEnd"/>
-      <w:r>
-        <w:rPr>
-          <w:rFonts w:ascii="Lao Sangam MN" w:hAnsi="Lao Sangam MN" w:cs="Lao Sangam MN"/>
-          <w:b/>
-          <w:bCs/>
-          <w:sz w:val="38"/>
-          <w:szCs w:val="38"/>
-        </w:rPr>
-        <w:t>}</w:t>
+      <w:r>
+        <w:rPr>
+          <w:rFonts w:ascii="Lao Sangam MN" w:hAnsi="Lao Sangam MN" w:cs="Lao Sangam MN"/>
+          <w:b/>
+          <w:bCs/>
+          <w:sz w:val="38"/>
+          <w:szCs w:val="38"/>
+        </w:rPr>
+        <w:t>{{ NUMERO_PROJETO }}</w:t>
       </w:r>
     </w:p>
     <w:p>
@@ -380,49 +244,15 @@
         </w:rPr>
         <w:t xml:space="preserve">Data: </w:t>
       </w:r>
-      <w:proofErr w:type="gramStart"/>
-      <w:r>
-        <w:rPr>
-          <w:rFonts w:ascii="Lao Sangam MN" w:hAnsi="Lao Sangam MN" w:cs="Lao Sangam MN"/>
-          <w:b/>
-          <w:bCs/>
-          <w:sz w:val="38"/>
-          <w:szCs w:val="38"/>
-        </w:rPr>
-        <w:t>{{ DATA</w:t>
-      </w:r>
-      <w:proofErr w:type="gramEnd"/>
-      <w:r>
-        <w:rPr>
-          <w:rFonts w:ascii="Lao Sangam MN" w:hAnsi="Lao Sangam MN" w:cs="Lao Sangam MN"/>
-          <w:b/>
-          <w:bCs/>
-          <w:sz w:val="38"/>
-          <w:szCs w:val="38"/>
-        </w:rPr>
-        <w:t>_</w:t>
-      </w:r>
-      <w:proofErr w:type="gramStart"/>
-      <w:r>
-        <w:rPr>
-          <w:rFonts w:ascii="Lao Sangam MN" w:hAnsi="Lao Sangam MN" w:cs="Lao Sangam MN"/>
-          <w:b/>
-          <w:bCs/>
-          <w:sz w:val="38"/>
-          <w:szCs w:val="38"/>
-        </w:rPr>
-        <w:t>PROJETO }</w:t>
-      </w:r>
-      <w:proofErr w:type="gramEnd"/>
-      <w:r>
-        <w:rPr>
-          <w:rFonts w:ascii="Lao Sangam MN" w:hAnsi="Lao Sangam MN" w:cs="Lao Sangam MN"/>
-          <w:b/>
-          <w:bCs/>
-          <w:sz w:val="38"/>
-          <w:szCs w:val="38"/>
-        </w:rPr>
-        <w:t>}</w:t>
+      <w:r>
+        <w:rPr>
+          <w:rFonts w:ascii="Lao Sangam MN" w:hAnsi="Lao Sangam MN" w:cs="Lao Sangam MN"/>
+          <w:b/>
+          <w:bCs/>
+          <w:sz w:val="38"/>
+          <w:szCs w:val="38"/>
+        </w:rPr>
+        <w:t>{{ DATA_PROJETO }}</w:t>
       </w:r>
     </w:p>
     <w:p>
@@ -456,49 +286,15 @@
         </w:rPr>
         <w:t xml:space="preserve">Quantidade de peças: </w:t>
       </w:r>
-      <w:proofErr w:type="gramStart"/>
-      <w:r>
-        <w:rPr>
-          <w:rFonts w:ascii="Lao Sangam MN" w:hAnsi="Lao Sangam MN" w:cs="Lao Sangam MN"/>
-          <w:b/>
-          <w:bCs/>
-          <w:sz w:val="38"/>
-          <w:szCs w:val="38"/>
-        </w:rPr>
-        <w:t>{{ QUANTIDADE</w:t>
-      </w:r>
-      <w:proofErr w:type="gramEnd"/>
-      <w:r>
-        <w:rPr>
-          <w:rFonts w:ascii="Lao Sangam MN" w:hAnsi="Lao Sangam MN" w:cs="Lao Sangam MN"/>
-          <w:b/>
-          <w:bCs/>
-          <w:sz w:val="38"/>
-          <w:szCs w:val="38"/>
-        </w:rPr>
-        <w:t>_</w:t>
-      </w:r>
-      <w:proofErr w:type="gramStart"/>
-      <w:r>
-        <w:rPr>
-          <w:rFonts w:ascii="Lao Sangam MN" w:hAnsi="Lao Sangam MN" w:cs="Lao Sangam MN"/>
-          <w:b/>
-          <w:bCs/>
-          <w:sz w:val="38"/>
-          <w:szCs w:val="38"/>
-        </w:rPr>
-        <w:t>PECAS }</w:t>
-      </w:r>
-      <w:proofErr w:type="gramEnd"/>
-      <w:r>
-        <w:rPr>
-          <w:rFonts w:ascii="Lao Sangam MN" w:hAnsi="Lao Sangam MN" w:cs="Lao Sangam MN"/>
-          <w:b/>
-          <w:bCs/>
-          <w:sz w:val="38"/>
-          <w:szCs w:val="38"/>
-        </w:rPr>
-        <w:t>}</w:t>
+      <w:r>
+        <w:rPr>
+          <w:rFonts w:ascii="Lao Sangam MN" w:hAnsi="Lao Sangam MN" w:cs="Lao Sangam MN"/>
+          <w:b/>
+          <w:bCs/>
+          <w:sz w:val="38"/>
+          <w:szCs w:val="38"/>
+        </w:rPr>
+        <w:t>{{ QUANTIDADE_PECAS }}</w:t>
       </w:r>
     </w:p>
     <w:p>
@@ -539,54 +335,19 @@
         </w:rPr>
         <w:t xml:space="preserve"> </w:t>
       </w:r>
-      <w:proofErr w:type="gramStart"/>
-      <w:r>
-        <w:rPr>
-          <w:rFonts w:ascii="Lao Sangam MN" w:hAnsi="Lao Sangam MN" w:cs="Lao Sangam MN"/>
-          <w:b/>
-          <w:bCs/>
-          <w:sz w:val="38"/>
-          <w:szCs w:val="38"/>
-        </w:rPr>
-        <w:t>{{ NUMERO</w:t>
-      </w:r>
-      <w:proofErr w:type="gramEnd"/>
-      <w:r>
-        <w:rPr>
-          <w:rFonts w:ascii="Lao Sangam MN" w:hAnsi="Lao Sangam MN" w:cs="Lao Sangam MN"/>
-          <w:b/>
-          <w:bCs/>
-          <w:sz w:val="38"/>
-          <w:szCs w:val="38"/>
-        </w:rPr>
-        <w:t>_</w:t>
-      </w:r>
-      <w:proofErr w:type="gramStart"/>
-      <w:r>
-        <w:rPr>
-          <w:rFonts w:ascii="Lao Sangam MN" w:hAnsi="Lao Sangam MN" w:cs="Lao Sangam MN"/>
-          <w:b/>
-          <w:bCs/>
-          <w:sz w:val="38"/>
-          <w:szCs w:val="38"/>
-        </w:rPr>
-        <w:t>ORDEM }</w:t>
-      </w:r>
-      <w:proofErr w:type="gramEnd"/>
-      <w:r>
-        <w:rPr>
-          <w:rFonts w:ascii="Lao Sangam MN" w:hAnsi="Lao Sangam MN" w:cs="Lao Sangam MN"/>
-          <w:b/>
-          <w:bCs/>
-          <w:sz w:val="38"/>
-          <w:szCs w:val="38"/>
-        </w:rPr>
-        <w:t>}</w:t>
+      <w:r>
+        <w:rPr>
+          <w:rFonts w:ascii="Lao Sangam MN" w:hAnsi="Lao Sangam MN" w:cs="Lao Sangam MN"/>
+          <w:b/>
+          <w:bCs/>
+          <w:sz w:val="38"/>
+          <w:szCs w:val="38"/>
+        </w:rPr>
+        <w:t>{{ NUMERO_ORDEM }}</w:t>
       </w:r>
     </w:p>
     <w:p>
       <w:pPr>
-        <w:jc w:val="center"/>
         <w:rPr>
           <w:rFonts w:ascii="Lao Sangam MN" w:hAnsi="Lao Sangam MN" w:cs="Lao Sangam MN"/>
           <w:b/>
@@ -598,66 +359,15 @@
     </w:p>
     <w:p>
       <w:pPr>
-        <w:jc w:val="center"/>
-        <w:rPr>
-          <w:rFonts w:ascii="Lao Sangam MN" w:hAnsi="Lao Sangam MN" w:cs="Lao Sangam MN"/>
-          <w:b/>
-          <w:bCs/>
-          <w:sz w:val="44"/>
+        <w:rPr>
+          <w:b/>
+          <w:bCs/>
+          <w:sz w:val="36"/>
           <w:szCs w:val="44"/>
         </w:rPr>
       </w:pPr>
-      <w:r>
-        <w:rPr>
-          <w:rFonts w:ascii="Lao Sangam MN" w:hAnsi="Lao Sangam MN" w:cs="Lao Sangam MN"/>
-          <w:b/>
-          <w:bCs/>
-          <w:noProof/>
-          <w:sz w:val="44"/>
-          <w:szCs w:val="44"/>
-        </w:rPr>
-        <w:drawing>
-          <wp:inline distT="0" distB="0" distL="0" distR="0" wp14:anchorId="134561FC" wp14:editId="2F7B5ECD">
-            <wp:extent cx="971550" cy="971550"/>
-            <wp:effectExtent l="0" t="0" r="0" b="0"/>
-            <wp:docPr id="458588853" name="Imagem 1"/>
-            <wp:cNvGraphicFramePr>
-              <a:graphicFrameLocks xmlns:a="http://schemas.openxmlformats.org/drawingml/2006/main" noChangeAspect="1"/>
-            </wp:cNvGraphicFramePr>
-            <a:graphic xmlns:a="http://schemas.openxmlformats.org/drawingml/2006/main">
-              <a:graphicData uri="http://schemas.openxmlformats.org/drawingml/2006/picture">
-                <pic:pic xmlns:pic="http://schemas.openxmlformats.org/drawingml/2006/picture">
-                  <pic:nvPicPr>
-                    <pic:cNvPr id="458588853" name=""/>
-                    <pic:cNvPicPr/>
-                  </pic:nvPicPr>
-                  <pic:blipFill>
-                    <a:blip r:embed="rId10">
-                      <a:extLst>
-                        <a:ext uri="{28A0092B-C50C-407E-A947-70E740481C1C}">
-                          <a14:useLocalDpi xmlns:a14="http://schemas.microsoft.com/office/drawing/2010/main" val="0"/>
-                        </a:ext>
-                      </a:extLst>
-                    </a:blip>
-                    <a:stretch>
-                      <a:fillRect/>
-                    </a:stretch>
-                  </pic:blipFill>
-                  <pic:spPr>
-                    <a:xfrm>
-                      <a:off x="0" y="0"/>
-                      <a:ext cx="971684" cy="971684"/>
-                    </a:xfrm>
-                    <a:prstGeom prst="rect">
-                      <a:avLst/>
-                    </a:prstGeom>
-                  </pic:spPr>
-                </pic:pic>
-              </a:graphicData>
-            </a:graphic>
-          </wp:inline>
-        </w:drawing>
-      </w:r>
+      <w:bookmarkStart w:id="0" w:name="_Hlk197930563"/>
+      <w:bookmarkEnd w:id="0"/>
     </w:p>
     <w:p>
       <w:pPr>
@@ -669,14 +379,39 @@
           <w:szCs w:val="44"/>
         </w:rPr>
       </w:pPr>
-      <w:bookmarkStart w:id="0" w:name="_Hlk197930563"/>
-      <w:bookmarkEnd w:id="0"/>
+      <w:r>
+        <w:rPr>
+          <w:b/>
+          <w:bCs/>
+          <w:sz w:val="36"/>
+          <w:szCs w:val="44"/>
+        </w:rPr>
+        <w:t xml:space="preserve">                                     </w:t>
+      </w:r>
+      <w:r>
+        <w:rPr>
+          <w:b/>
+          <w:bCs/>
+          <w:sz w:val="36"/>
+          <w:szCs w:val="44"/>
+        </w:rPr>
+        <w:t xml:space="preserve">   </w:t>
+      </w:r>
+      <w:r>
+        <w:rPr>
+          <w:b/>
+          <w:bCs/>
+          <w:sz w:val="36"/>
+          <w:szCs w:val="44"/>
+        </w:rPr>
+        <w:t>{{ QR_CODE }}</w:t>
+      </w:r>
     </w:p>
     <w:sectPr>
-      <w:headerReference w:type="even" r:id="rId11"/>
-      <w:headerReference w:type="default" r:id="rId12"/>
-      <w:footerReference w:type="default" r:id="rId13"/>
-      <w:headerReference w:type="first" r:id="rId14"/>
+      <w:headerReference w:type="even" r:id="rId10"/>
+      <w:headerReference w:type="default" r:id="rId11"/>
+      <w:footerReference w:type="default" r:id="rId12"/>
+      <w:headerReference w:type="first" r:id="rId13"/>
       <w:pgSz w:w="12240" w:h="15840"/>
       <w:pgMar w:top="2268" w:right="1418" w:bottom="0" w:left="1440" w:header="454" w:footer="397" w:gutter="0"/>
       <w:cols w:space="708"/>
